--- a/downloads/rooms/t08-l04-skill-level-versus-list-order.docx
+++ b/downloads/rooms/t08-l04-skill-level-versus-list-order.docx
@@ -39,7 +39,7 @@
     </w:p>
     <w:p>
       <w:r>
-        <w:t>confirm. The article names the option. The exact screen where an agent's skill level is edited was not quoted in this lab.. last checked 2026-10.</w:t>
+        <w:t>confirm. The article names the option. The exact screen where an agent's skill level is edited was not quoted in this lab. last checked 2026-10.</w:t>
       </w:r>
     </w:p>
   </w:body>
